--- a/single-cell-multiomics-with-R.docx
+++ b/single-cell-multiomics-with-R.docx
@@ -34,15 +34,22 @@
         <w:t xml:space="preserve">Date and Time: </w:t>
       </w:r>
       <w:r>
-        <w:t>(one of Tue-</w:t>
-      </w:r>
-      <w:proofErr w:type="spellStart"/>
-      <w:r>
-        <w:t>Thr</w:t>
-      </w:r>
-      <w:proofErr w:type="spellEnd"/>
-      <w:r>
-        <w:t>, 24, 25, 26 June)</w:t>
+        <w:rPr>
+          <w:highlight w:val="yellow"/>
+        </w:rPr>
+        <w:t>T</w:t>
+      </w:r>
+      <w:r>
+        <w:rPr>
+          <w:highlight w:val="yellow"/>
+        </w:rPr>
+        <w:t>ue</w:t>
+      </w:r>
+      <w:r>
+        <w:rPr>
+          <w:highlight w:val="yellow"/>
+        </w:rPr>
+        <w:t>, 24 June, 1 PM to 4 PM</w:t>
       </w:r>
     </w:p>
     <w:p>
@@ -50,7 +57,10 @@
         <w:t xml:space="preserve">Location: </w:t>
       </w:r>
       <w:r>
-        <w:t>XXXXXX  (Was Levine – can patty help again)</w:t>
+        <w:rPr>
+          <w:highlight w:val="yellow"/>
+        </w:rPr>
+        <w:t>French 4233</w:t>
       </w:r>
     </w:p>
     <w:p>
@@ -104,7 +114,7 @@
     </w:p>
     <w:p>
       <w:r>
-        <w:t>This workshop will start with a brief overview of technologies for single-cell (or single-nucleus) RNA-seq</w:t>
+        <w:t>This workshop will start with a brief overview of technologies for single-cell RNA-seq</w:t>
       </w:r>
       <w:r>
         <w:t xml:space="preserve">, CITE-seq (simultaneously generated RNA-seq with barcoded cell surface antibodies) and single-cell ATAC seq. The instructor will guide the students through several </w:t>
